--- a/Files/02 - Shemos/03 - Bo/5783/Bo 5783.docx
+++ b/Files/02 - Shemos/03 - Bo/5783/Bo 5783.docx
@@ -1012,7 +1012,7 @@
         <w:rPr>
           <w:rFonts w:ascii="Times New Roman" w:hAnsi="Times New Roman" w:cs="Times New Roman"/>
         </w:rPr>
-        <w:t>t have anything”, and</w:t>
+        <w:t xml:space="preserve">t have anything”, and </w:t>
       </w:r>
       <w:r>
         <w:rPr>
@@ -1441,7 +1441,7 @@
           <w:sz w:val="22"/>
           <w:szCs w:val="22"/>
         </w:rPr>
-        <w:t xml:space="preserve"> in our lives in</w:t>
+        <w:t xml:space="preserve"> in our lives in </w:t>
       </w:r>
       <w:r>
         <w:rPr>

--- a/Files/02 - Shemos/03 - Bo/5783/Bo 5783.docx
+++ b/Files/02 - Shemos/03 - Bo/5783/Bo 5783.docx
@@ -1229,7 +1229,7 @@
           <w:szCs w:val="22"/>
           <w:rtl/>
         </w:rPr>
-        <w:t>"</w:t>
+        <w:t>״</w:t>
       </w:r>
       <w:r>
         <w:rPr>
